--- a/Despliegue de aplicaciones web/Evaluación inicial.docx
+++ b/Despliegue de aplicaciones web/Evaluación inicial.docx
@@ -11,6 +11,9 @@
       <w:r>
         <w:t>Es un sistema de programación en el que</w:t>
       </w:r>
+      <w:r>
+        <w:t xml:space="preserve"> el usuario accede a una página web que está en un servidor y le va mandando solicitudes para realizar acciones</w:t>
+      </w:r>
     </w:p>
     <w:p>
       <w:r>
@@ -19,39 +22,112 @@
     </w:p>
     <w:p>
       <w:r>
+        <w:t>Un servidor web es un sitio en el que alojas tu aplicación web para que los usuarios puedan acceder a ella remotamente</w:t>
+      </w:r>
+    </w:p>
+    <w:p>
+      <w:r>
         <w:t>3. ¿Cuál es el protocolo para transferencia de contenido a través de la web?</w:t>
       </w:r>
     </w:p>
     <w:p>
+      <w:proofErr w:type="gramStart"/>
+      <w:r>
+        <w:t>http</w:t>
+      </w:r>
+      <w:proofErr w:type="gramEnd"/>
+    </w:p>
+    <w:p>
       <w:r>
         <w:t>4. ¿Qué diferencia hay entre HTTP y HTTPS?</w:t>
       </w:r>
     </w:p>
     <w:p>
       <w:r>
+        <w:t xml:space="preserve">Que el </w:t>
+      </w:r>
+      <w:proofErr w:type="spellStart"/>
+      <w:r>
+        <w:t>https</w:t>
+      </w:r>
+      <w:proofErr w:type="spellEnd"/>
+      <w:r>
+        <w:t xml:space="preserve"> requiere de un certificado que verifique de quién es la página web y http no lo requiere</w:t>
+      </w:r>
+    </w:p>
+    <w:p>
+      <w:pPr>
+        <w:rPr>
+          <w:color w:val="FF0000"/>
+        </w:rPr>
+      </w:pPr>
+      <w:r>
+        <w:rPr>
+          <w:color w:val="FF0000"/>
+        </w:rPr>
         <w:t>5. ¿Qué es un certificado SSL/TLS? ¿En qué entorno puede ser útil?</w:t>
       </w:r>
     </w:p>
     <w:p>
-      <w:r>
+      <w:pPr>
+        <w:rPr>
+          <w:color w:val="FF0000"/>
+        </w:rPr>
+      </w:pPr>
+      <w:r>
+        <w:rPr>
+          <w:color w:val="FF0000"/>
+        </w:rPr>
         <w:t xml:space="preserve">6. ¿Qué es </w:t>
       </w:r>
       <w:proofErr w:type="spellStart"/>
       <w:r>
+        <w:rPr>
+          <w:color w:val="FF0000"/>
+        </w:rPr>
         <w:t>putty</w:t>
       </w:r>
       <w:proofErr w:type="spellEnd"/>
       <w:r>
+        <w:rPr>
+          <w:color w:val="FF0000"/>
+        </w:rPr>
         <w:t xml:space="preserve"> y para qué sirve?</w:t>
       </w:r>
     </w:p>
     <w:p>
-      <w:r>
-        <w:t>7. ¿Qué es SSH? 8. ¿Qué es un log?</w:t>
-      </w:r>
-    </w:p>
-    <w:p>
-      <w:r>
+      <w:pPr>
+        <w:rPr>
+          <w:color w:val="FF0000"/>
+        </w:rPr>
+      </w:pPr>
+      <w:r>
+        <w:rPr>
+          <w:color w:val="FF0000"/>
+        </w:rPr>
+        <w:t>7. ¿Qué es SSH?</w:t>
+      </w:r>
+    </w:p>
+    <w:p>
+      <w:r>
+        <w:t>8. ¿Qué es un log?</w:t>
+      </w:r>
+    </w:p>
+    <w:p>
+      <w:r>
+        <w:t>Un log es un registro de información como por ejemplo la información de la consola</w:t>
+      </w:r>
+    </w:p>
+    <w:p>
+      <w:pPr>
+        <w:rPr>
+          <w:color w:val="FF0000"/>
+        </w:rPr>
+      </w:pPr>
+      <w:r>
+        <w:rPr>
+          <w:color w:val="FF0000"/>
+        </w:rPr>
         <w:t>9. ¿Qué es el protocolo DHCP y para qué se utiliza en redes?</w:t>
       </w:r>
     </w:p>
@@ -62,7 +138,56 @@
     </w:p>
     <w:p>
       <w:r>
-        <w:t xml:space="preserve">11. ¿Qué comando usarías para comprobar la conectividad entre dos dispositivos en una red? 12. ¿Qué ventajas tiene el uso de un sistema de control de versiones como </w:t>
+        <w:t xml:space="preserve">DNS son las siglas de </w:t>
+      </w:r>
+      <w:proofErr w:type="spellStart"/>
+      <w:r>
+        <w:t>Domain</w:t>
+      </w:r>
+      <w:proofErr w:type="spellEnd"/>
+      <w:r>
+        <w:t xml:space="preserve"> </w:t>
+      </w:r>
+      <w:proofErr w:type="spellStart"/>
+      <w:r>
+        <w:t>Name</w:t>
+      </w:r>
+      <w:proofErr w:type="spellEnd"/>
+      <w:r>
+        <w:t xml:space="preserve"> </w:t>
+      </w:r>
+      <w:proofErr w:type="spellStart"/>
+      <w:r>
+        <w:t>Service</w:t>
+      </w:r>
+      <w:proofErr w:type="spellEnd"/>
+      <w:r>
+        <w:t xml:space="preserve">, un sistema para asignar nombres a </w:t>
+      </w:r>
+      <w:proofErr w:type="spellStart"/>
+      <w:r>
+        <w:t>ips</w:t>
+      </w:r>
+      <w:proofErr w:type="spellEnd"/>
+      <w:r>
+        <w:t xml:space="preserve"> y así poder identificarlas</w:t>
+      </w:r>
+    </w:p>
+    <w:p>
+      <w:r>
+        <w:t xml:space="preserve">11. ¿Qué comando usarías para comprobar la conectividad entre dos dispositivos en una red? </w:t>
+      </w:r>
+    </w:p>
+    <w:p>
+      <w:proofErr w:type="gramStart"/>
+      <w:r>
+        <w:t>ping</w:t>
+      </w:r>
+      <w:proofErr w:type="gramEnd"/>
+    </w:p>
+    <w:p>
+      <w:r>
+        <w:t xml:space="preserve">12. ¿Qué ventajas tiene el uso de un sistema de control de versiones como </w:t>
       </w:r>
       <w:proofErr w:type="spellStart"/>
       <w:r>
@@ -75,27 +200,109 @@
     </w:p>
     <w:p>
       <w:r>
+        <w:t>Poder acceder a versiones anteriores si es que has tenido algún problema en las nuevas</w:t>
+      </w:r>
+    </w:p>
+    <w:p>
+      <w:r>
+        <w:t xml:space="preserve">Poder comprobar </w:t>
+      </w:r>
+      <w:proofErr w:type="gramStart"/>
+      <w:r>
+        <w:t>versiones antigua</w:t>
+      </w:r>
+      <w:proofErr w:type="gramEnd"/>
+      <w:r>
+        <w:t xml:space="preserve"> por el motivo que sea</w:t>
+      </w:r>
+    </w:p>
+    <w:p>
+      <w:r>
+        <w:t>Poder trabajar en paralelo y luego juntarlo</w:t>
+      </w:r>
+    </w:p>
+    <w:p>
+      <w:r>
         <w:t>13. ¿Sabes qué es EC2 de AWS?</w:t>
       </w:r>
     </w:p>
     <w:p>
       <w:r>
+        <w:t xml:space="preserve">Sí, es un servicio de </w:t>
+      </w:r>
+      <w:proofErr w:type="spellStart"/>
+      <w:r>
+        <w:t>aws</w:t>
+      </w:r>
+      <w:proofErr w:type="spellEnd"/>
+      <w:r>
+        <w:t xml:space="preserve"> en el que puedes tener tus máquinas virtuales</w:t>
+      </w:r>
+    </w:p>
+    <w:p>
+      <w:pPr>
+        <w:rPr>
+          <w:color w:val="FF0000"/>
+        </w:rPr>
+      </w:pPr>
+      <w:r>
+        <w:rPr>
+          <w:color w:val="FF0000"/>
+        </w:rPr>
+        <w:lastRenderedPageBreak/>
         <w:t>14. ¿Sabes qué es un CMS? Conoces o has usado alguno</w:t>
       </w:r>
       <w:proofErr w:type="gramStart"/>
       <w:r>
+        <w:rPr>
+          <w:color w:val="FF0000"/>
+        </w:rPr>
         <w:t>?</w:t>
       </w:r>
       <w:proofErr w:type="gramEnd"/>
     </w:p>
     <w:p>
       <w:r>
-        <w:t>15. ¿Sabes qué es Docker?</w:t>
+        <w:t xml:space="preserve">15. ¿Sabes qué es </w:t>
+      </w:r>
+      <w:proofErr w:type="spellStart"/>
+      <w:r>
+        <w:t>Docker</w:t>
+      </w:r>
+      <w:proofErr w:type="spellEnd"/>
+      <w:r>
+        <w:t>?</w:t>
+      </w:r>
+    </w:p>
+    <w:p>
+      <w:r>
+        <w:t xml:space="preserve">Es un programa que te permite </w:t>
+      </w:r>
+      <w:proofErr w:type="spellStart"/>
+      <w:r>
+        <w:t>virtualizar</w:t>
+      </w:r>
+      <w:proofErr w:type="spellEnd"/>
+      <w:r>
+        <w:t xml:space="preserve"> un conjunto de necesidades para que tu aplicación funcione</w:t>
       </w:r>
     </w:p>
     <w:p>
       <w:r>
         <w:t>16. ¿Qué es la integración continua (CI) y por qué es importante en el desarrollo de aplicaciones web?</w:t>
+      </w:r>
+    </w:p>
+    <w:p>
+      <w:r>
+        <w:t xml:space="preserve">Es un método de trabajo en el que todo el rato sigues </w:t>
+      </w:r>
+      <w:proofErr w:type="spellStart"/>
+      <w:r>
+        <w:t>trabjando</w:t>
+      </w:r>
+      <w:proofErr w:type="spellEnd"/>
+      <w:r>
+        <w:t xml:space="preserve"> en la misma página web desarrollándola y mejorándola</w:t>
       </w:r>
     </w:p>
     <w:sectPr>
